--- a/hin/docx/034.content.docx
+++ b/hin/docx/034.content.docx
@@ -234,7 +234,6 @@
       </w:r>
       <w:r>
         <w:rPr>
-          <w:b/>
           <w:lang w:val="hi_IN" w:bidi="hi_IN"/>
         </w:rPr>
         <w:t>स्वर्गदूतों</w:t>
@@ -245,18 +244,12 @@
         </w:rPr>
         <w:t xml:space="preserve"> के साथ रहता है। यह स्वर्ग, इस ब्रह्मांड में कहीं नहीं है; यह ऐसी जगह नहीं है जहाँ मनुष्य यात्रा कर सकें। लेकिन परमेश्वर अपने स्वर्गदूतों को पृथ्वी पर अपना काम करने के लिए भेज सकता है, और यीशु स्वर्ग से पृथ्वी पर आया था। यीशु के मरने और फिर से ज़िन्दा होने के बाद, वह स्वर्ग वापस चला गया। वह एक दिन लौटकर </w:t>
       </w:r>
-      <w:hyperlink r:id="rId13">
-        <w:r>
-          <w:rPr>
-            <w:lang w:val="hi_IN" w:bidi="hi_IN"/>
-          </w:rPr>
-          <w:rPr>
-            <w:color w:val="0000EE"/>
-            <w:u w:val="single"/>
-          </w:rPr>
-          <w:t>परमेश्वर का राज्य</w:t>
-        </w:r>
-      </w:hyperlink>
+      <w:r>
+        <w:rPr>
+          <w:lang w:val="hi_IN" w:bidi="hi_IN"/>
+        </w:rPr>
+        <w:t>परमेश्वर का राज्य</w:t>
+      </w:r>
       <w:r>
         <w:rPr>
           <w:lang w:val="hi_IN" w:bidi="hi_IN"/>
@@ -293,7 +286,6 @@
       </w:r>
       <w:r>
         <w:rPr>
-          <w:b/>
           <w:lang w:val="hi_IN" w:bidi="hi_IN"/>
         </w:rPr>
         <w:t>यहूदी लोग</w:t>
@@ -332,18 +324,13 @@
         </w:rPr>
         <w:t xml:space="preserve">पुराने नियम की भाषा </w:t>
       </w:r>
-      <w:hyperlink r:id="rId14">
-        <w:r>
-          <w:rPr>
-            <w:lang w:val="hi_IN" w:bidi="hi_IN"/>
-          </w:rPr>
-          <w:rPr>
-            <w:color w:val="0000EE"/>
-            <w:u w:val="single"/>
-          </w:rPr>
-          <w:t>इब्रानी</w:t>
-        </w:r>
-      </w:hyperlink>
+      <w:r>
+        <w:rPr>
+          <w:b/>
+          <w:lang w:val="hi_IN" w:bidi="hi_IN"/>
+        </w:rPr>
+        <w:t>इब्रानी</w:t>
+      </w:r>
       <w:r>
         <w:rPr>
           <w:lang w:val="hi_IN" w:bidi="hi_IN"/>
@@ -405,18 +392,13 @@
         </w:rPr>
         <w:t xml:space="preserve"> एक अलौकिक, आत्मिक प्राणी होता है, जिसे परमेश्वर ने बनाया है। स्वर्गदूत परमेश्वर की ओर से लोगों को संदेश देते हैं; उदाहरण के लिए, एक स्वर्गदूत ने </w:t>
       </w:r>
-      <w:hyperlink r:id="rId15">
-        <w:r>
-          <w:rPr>
-            <w:lang w:val="hi_IN" w:bidi="hi_IN"/>
-          </w:rPr>
-          <w:rPr>
-            <w:color w:val="0000EE"/>
-            <w:u w:val="single"/>
-          </w:rPr>
-          <w:t>मरियम</w:t>
-        </w:r>
-      </w:hyperlink>
+      <w:r>
+        <w:rPr>
+          <w:b/>
+          <w:lang w:val="hi_IN" w:bidi="hi_IN"/>
+        </w:rPr>
+        <w:t>मरियम</w:t>
+      </w:r>
       <w:r>
         <w:rPr>
           <w:lang w:val="hi_IN" w:bidi="hi_IN"/>
@@ -451,18 +433,13 @@
         </w:rPr>
         <w:t xml:space="preserve">एक स्वर्गदूत परमेश्वर के लिए कोई खास काम भी कर सकता है। वे लोगों की मदद या उनकी रक्षा कर सकते हैं; उदाहरण के लिए, जब अरामी राजा ने </w:t>
       </w:r>
-      <w:hyperlink r:id="rId16">
-        <w:r>
-          <w:rPr>
-            <w:lang w:val="hi_IN" w:bidi="hi_IN"/>
-          </w:rPr>
-          <w:rPr>
-            <w:color w:val="0000EE"/>
-            <w:u w:val="single"/>
-          </w:rPr>
-          <w:t>भविष्यद्वक्ता</w:t>
-        </w:r>
-      </w:hyperlink>
+      <w:r>
+        <w:rPr>
+          <w:b/>
+          <w:lang w:val="hi_IN" w:bidi="hi_IN"/>
+        </w:rPr>
+        <w:t>भविष्यद्वक्ता</w:t>
+      </w:r>
       <w:r>
         <w:rPr>
           <w:lang w:val="hi_IN" w:bidi="hi_IN"/>
@@ -510,18 +487,13 @@
         </w:rPr>
         <w:t xml:space="preserve">स्वर्गदूतों के लिए एक और बहुत ही जरूरी काम है, परमेश्वर की </w:t>
       </w:r>
-      <w:hyperlink r:id="rId17">
-        <w:r>
-          <w:rPr>
-            <w:lang w:val="hi_IN" w:bidi="hi_IN"/>
-          </w:rPr>
-          <w:rPr>
-            <w:color w:val="0000EE"/>
-            <w:u w:val="single"/>
-          </w:rPr>
-          <w:t>आराधना</w:t>
-        </w:r>
-      </w:hyperlink>
+      <w:r>
+        <w:rPr>
+          <w:b/>
+          <w:lang w:val="hi_IN" w:bidi="hi_IN"/>
+        </w:rPr>
+        <w:t>आराधना</w:t>
+      </w:r>
       <w:r>
         <w:rPr>
           <w:lang w:val="hi_IN" w:bidi="hi_IN"/>
@@ -542,36 +514,25 @@
         </w:rPr>
         <w:t xml:space="preserve">एक महत्वपूर्ण प्रकार का स्वर्गदूत होता है जिसे प्रधान स्वर्गदूत कहते है। यह एक ऐसा स्वर्गदूत है जिसके पास विशेष </w:t>
       </w:r>
-      <w:hyperlink r:id="rId18">
-        <w:r>
-          <w:rPr>
-            <w:lang w:val="hi_IN" w:bidi="hi_IN"/>
-          </w:rPr>
-          <w:rPr>
-            <w:color w:val="0000EE"/>
-            <w:u w:val="single"/>
-          </w:rPr>
-          <w:t>अधिकार</w:t>
-        </w:r>
-      </w:hyperlink>
+      <w:r>
+        <w:rPr>
+          <w:lang w:val="hi_IN" w:bidi="hi_IN"/>
+        </w:rPr>
+        <w:t>अधिकार</w:t>
+      </w:r>
       <w:r>
         <w:rPr>
           <w:lang w:val="hi_IN" w:bidi="hi_IN"/>
         </w:rPr>
         <w:t xml:space="preserve"> होता है। बाइबल में दो प्रधान स्वर्गदूतों के नाम बताए गए हैं: </w:t>
       </w:r>
-      <w:hyperlink r:id="rId19">
-        <w:r>
-          <w:rPr>
-            <w:lang w:val="hi_IN" w:bidi="hi_IN"/>
-          </w:rPr>
-          <w:rPr>
-            <w:color w:val="0000EE"/>
-            <w:u w:val="single"/>
-          </w:rPr>
-          <w:t>गब्रिएल</w:t>
-        </w:r>
-      </w:hyperlink>
+      <w:r>
+        <w:rPr>
+          <w:b/>
+          <w:lang w:val="hi_IN" w:bidi="hi_IN"/>
+        </w:rPr>
+        <w:t>गब्रिएल</w:t>
+      </w:r>
       <w:r>
         <w:rPr>
           <w:lang w:val="hi_IN" w:bidi="hi_IN"/>
@@ -594,7 +555,6 @@
       </w:r>
       <w:r>
         <w:rPr>
-          <w:b/>
           <w:lang w:val="hi_IN" w:bidi="hi_IN"/>
         </w:rPr>
         <w:t>दुष्ट आत्माएँ</w:t>
@@ -605,18 +565,12 @@
         </w:rPr>
         <w:t xml:space="preserve"> बन गए और उनके नेता का नाम </w:t>
       </w:r>
-      <w:hyperlink r:id="rId20">
-        <w:r>
-          <w:rPr>
-            <w:lang w:val="hi_IN" w:bidi="hi_IN"/>
-          </w:rPr>
-          <w:rPr>
-            <w:color w:val="0000EE"/>
-            <w:u w:val="single"/>
-          </w:rPr>
-          <w:t>शैतान</w:t>
-        </w:r>
-      </w:hyperlink>
+      <w:r>
+        <w:rPr>
+          <w:lang w:val="hi_IN" w:bidi="hi_IN"/>
+        </w:rPr>
+        <w:t>शैतान</w:t>
+      </w:r>
       <w:r>
         <w:rPr>
           <w:lang w:val="hi_IN" w:bidi="hi_IN"/>
@@ -652,36 +606,25 @@
         </w:rPr>
         <w:t>"</w:t>
       </w:r>
-      <w:hyperlink r:id="rId16">
-        <w:r>
-          <w:rPr>
-            <w:lang w:val="hi_IN" w:bidi="hi_IN"/>
-          </w:rPr>
-          <w:rPr>
-            <w:color w:val="0000EE"/>
-            <w:u w:val="single"/>
-          </w:rPr>
-          <w:t>भविष्यद्वक्ता</w:t>
-        </w:r>
-      </w:hyperlink>
+      <w:r>
+        <w:rPr>
+          <w:b/>
+          <w:lang w:val="hi_IN" w:bidi="hi_IN"/>
+        </w:rPr>
+        <w:t>भविष्यद्वक्ता</w:t>
+      </w:r>
       <w:r>
         <w:rPr>
           <w:lang w:val="hi_IN" w:bidi="hi_IN"/>
         </w:rPr>
         <w:t xml:space="preserve">" शब्द का अनुवाद करते समय इन बातों का ध्यान रखें ताकि लोग भ्रमित न हों: एक भविष्यद्वक्ता भी लोगों को परमेश्वर की ओर से संदेश देता है, लेकिन भविष्यद्वक्ता एक मानव होता है, जो पृथ्वी से संबंधित होता है, जबकि स्वर्गदूत एक अलौकिक प्राणी होता है, जो </w:t>
       </w:r>
-      <w:hyperlink r:id="rId21">
-        <w:r>
-          <w:rPr>
-            <w:lang w:val="hi_IN" w:bidi="hi_IN"/>
-          </w:rPr>
-          <w:rPr>
-            <w:color w:val="0000EE"/>
-            <w:u w:val="single"/>
-          </w:rPr>
-          <w:t>स्वर्ग</w:t>
-        </w:r>
-      </w:hyperlink>
+      <w:r>
+        <w:rPr>
+          <w:lang w:val="hi_IN" w:bidi="hi_IN"/>
+        </w:rPr>
+        <w:t>स्वर्ग</w:t>
+      </w:r>
       <w:r>
         <w:rPr>
           <w:lang w:val="hi_IN" w:bidi="hi_IN"/>
